--- a/일본판/2부/2부_7화_문서제출명령.docx
+++ b/일본판/2부/2부_7화_문서제출명령.docx
@@ -92,7 +92,7 @@
           <w:color w:val="555555"/>
           <w:sz w:val="22"/>
         </w:rPr>
-        <w:t>(2020年11月2日(月)、午前8時30分。桐生法律事務所。窓を少し開けて換気している。応接室の机に、アクリル板の衝立と消毒用アルコール。鉄瓶は火にかかっているが、湯呑みは一人ずつ別の盆に分けてある。机の上に「文書提出命令申立書(案)」の束が三部。土井茜は三日続けて同じ紺のカーディガンを着ている。)</w:t>
+        <w:t>(2020年11月2日(月)、午前8時30分。桐生法律事務所。窓を少し開けて換気している。応接室の机にアクリル板の衝立と消毒用アルコール。鉄瓶は火にかかっているが、湯呑みは一人ずつ別の盆に分けてある。机の上に「文書提出命令申立書(案)」の束が三部。土井茜は三日続けて同じ紺のカーディガンを着ている。)</w:t>
       </w:r>
     </w:p>
     <w:p>
@@ -115,7 +115,7 @@
           <w:i w:val="0"/>
           <w:sz w:val="22"/>
         </w:rPr>
-        <w:t>土井さん、もう朝の八時半ですよ。昨日、何時までいたんですか。</w:t>
+        <w:t>土井さん、もう朝の八時半ですよ。昨日は何時までいたんですか。</w:t>
       </w:r>
     </w:p>
     <w:p>
@@ -138,7 +138,7 @@
           <w:i w:val="0"/>
           <w:sz w:val="22"/>
         </w:rPr>
-        <w:t>ええと、日付が変わって、少し。……でも、三浦さん、聞いてください。文書の特定が、やっと形になりました。</w:t>
+        <w:t>ええと、日付が変わって少しまで。……でも三浦さん、聞いてください。文書の特定が、やっと形になりました。</w:t>
       </w:r>
     </w:p>
     <w:p>
@@ -194,7 +194,7 @@
           <w:i w:val="0"/>
           <w:sz w:val="22"/>
         </w:rPr>
-        <w:t>文書目録は四点です。一、二〇〇八年度の津波試算結果報告書。二、その試算を付議した常務会の資料と議事録。三、二〇〇二年の「長期評価」への対応を社内で検討した文書。四、国側。経済産業省の旧保安院が、二〇〇八年から二〇一一年までの間に、電力から試算の報告を受けたことを示す面談記録です。</w:t>
+        <w:t>文書目録は四点です。一、二〇〇八年度の津波試算結果報告書。二、その試算を付議した常務会の資料と議事録。三、二〇〇二年の「長期評価」への対応を社内で検討した文書。四、国側の文書で、経済産業省の旧保安院が二〇〇八年から二〇一一年までの間に、電力から試算の報告を受けたことを示す面談記録です。</w:t>
       </w:r>
     </w:p>
     <w:p>
@@ -240,7 +240,7 @@
           <w:i w:val="0"/>
           <w:sz w:val="22"/>
         </w:rPr>
-        <w:t>はい。民訴法二二一条で、文書の表示、趣旨、所持者、証明すべき事実、提出義務の原因を書かなければいけません。ただ、原告側は、文書の中身を見ていないので、表示を完全には書けない。</w:t>
+        <w:t>はい。民訴法二二一条で、文書の表示、趣旨、所持者、証明すべき事実、提出義務の原因を書かなければいけません。ただ、原告側は文書の中身を見ていないので、表示を完全には書けない。</w:t>
       </w:r>
     </w:p>
     <w:p>
@@ -273,7 +273,7 @@
           <w:i w:val="0"/>
           <w:sz w:val="22"/>
         </w:rPr>
-        <w:t>土井さん、一番の難所は、「なぜ、その文書があると分かるのか」です。裁判所も、相手方も、必ずそこを聞いてきます。</w:t>
+        <w:t>土井さん、一番の難所は「なぜその文書があると分かるのか」です。裁判所も相手方も、必ずそこを聞いてきます。</w:t>
       </w:r>
     </w:p>
     <w:p>
@@ -296,7 +296,7 @@
           <w:i w:val="0"/>
           <w:sz w:val="22"/>
         </w:rPr>
-        <w:t>分かっています。ですから、根拠は一つに絞りました。(別の紙を出す)二〇一二年の、電力自身の事故調査報告書です。二百ページある報告書の百四十七ページ。「二〇〇八年に、社内で、津波の高さについて試算を行ったことがある」。この一行です。</w:t>
+        <w:t>分かっています。ですから、根拠は一つに絞りました。(別の紙を出す)二〇一二年の電力自身の事故調査報告書です。二百ページある報告書の百四十七ページに「二〇〇八年に、社内で津波の高さについて試算を行ったことがある」。この一行です。</w:t>
       </w:r>
     </w:p>
     <w:p>
@@ -342,7 +342,7 @@
           <w:i w:val="0"/>
           <w:sz w:val="22"/>
         </w:rPr>
-        <w:t>はい。電力が、自分で公表した一行です。試算がなかったなら、書けない文章です。</w:t>
+        <w:t>はい。電力が自分で公表した一行です。試算がなかったなら、書けない文章です。</w:t>
       </w:r>
     </w:p>
     <w:p>
@@ -388,7 +388,7 @@
           <w:i w:val="0"/>
           <w:sz w:val="22"/>
         </w:rPr>
-        <w:t>結果は、書いていません。だからこそ、その結果が書いてある紙を出してください、と言える。</w:t>
+        <w:t>結果は書いていません。だからこそ、その結果が書いてある紙を出してください、と言える。</w:t>
       </w:r>
     </w:p>
     <w:p>
@@ -403,7 +403,7 @@
           <w:color w:val="555555"/>
           <w:sz w:val="22"/>
         </w:rPr>
-        <w:t>(三浦が、湯呑みを盆ごと二つ、机の端に置く。)</w:t>
+        <w:t>(三浦が湯呑みを盆ごと二つ、机の端に置く。)</w:t>
       </w:r>
     </w:p>
     <w:p>
@@ -426,7 +426,7 @@
           <w:i w:val="0"/>
           <w:sz w:val="22"/>
         </w:rPr>
-        <w:t>真壁さん。……この申立書に、ある人のお名前は、書かないんですよね。</w:t>
+        <w:t>真壁さん。……この申立書に、ある人のお名前は書かないんですよね。</w:t>
       </w:r>
     </w:p>
     <w:p>
@@ -449,7 +449,7 @@
           <w:i w:val="0"/>
           <w:sz w:val="22"/>
         </w:rPr>
-        <w:t>書きません。「ある人」の名前は、どこにも。信頼できる情報として得た、とも書きません。公刊物と、電力の公表資料だけで、組み立てます。</w:t>
+        <w:t>書きません。「ある人」の名前はどこにも。信頼できる情報として得た、とも書きません。公刊物と電力の公表資料だけで組み立てます。</w:t>
       </w:r>
     </w:p>
     <w:p>
@@ -472,7 +472,7 @@
           <w:i w:val="0"/>
           <w:sz w:val="22"/>
         </w:rPr>
-        <w:t>先生。それで、裁判所は納得するでしょうか。</w:t>
+        <w:t>先生、それで裁判所は納得するでしょうか。</w:t>
       </w:r>
     </w:p>
     <w:p>
@@ -495,7 +495,7 @@
           <w:i w:val="0"/>
           <w:sz w:val="22"/>
         </w:rPr>
-        <w:t>納得してもらうのではなく、「この一行を、なかったことにはできない」と思ってもらうんです。……あと、土井さん。書面の最後の行を、読んでみてください。</w:t>
+        <w:t>納得してもらうのではなく、「この一行をなかったことにはできない」と思ってもらうんです。……あと、土井さん。書面の最後の行を読んでみてください。</w:t>
       </w:r>
     </w:p>
     <w:p>
@@ -528,7 +528,7 @@
           <w:i w:val="0"/>
           <w:sz w:val="22"/>
         </w:rPr>
-        <w:t>「原告らは、被告らが自ら公表した一行の内容を、被告ら自身の手で、裁判所に示すことを求めるものである」。</w:t>
+        <w:t>「原告らは、被告らが自ら公表した一行の内容を、被告ら自身の手で裁判所に示すことを求めるものである」。</w:t>
       </w:r>
     </w:p>
     <w:p>
@@ -574,7 +574,7 @@
           <w:i w:val="0"/>
           <w:sz w:val="22"/>
         </w:rPr>
-        <w:t>当たり前です。私が直すところなんか、一か所もありませんよ。……ああ、「てにをは」がひとつ。「に」じゃなくて「を」。</w:t>
+        <w:t>当たり前です。私が直すところなんか一か所もありませんよ。……ああ、「てにをは」がひとつ。「に」じゃなくて「を」。</w:t>
       </w:r>
     </w:p>
     <w:p>
@@ -622,7 +622,7 @@
           <w:color w:val="555555"/>
           <w:sz w:val="22"/>
         </w:rPr>
-        <w:t>(三浦が笑う。窓の外で、和菓子屋の仕込みの湯気が上がる。11月4日、申立書は、奥浜地方裁判所の民事受付に提出される。)</w:t>
+        <w:t>(三浦が笑う。窓の外で、和菓子屋の仕込みの湯気が上がる。11月4日、申立書は奥浜地方裁判所の民事受付に提出される。)</w:t>
       </w:r>
     </w:p>
     <w:p>
@@ -675,7 +675,7 @@
           <w:i w:val="0"/>
           <w:sz w:val="22"/>
         </w:rPr>
-        <w:t>来ました。国の方と、電力の方。順番に読みますか。</w:t>
+        <w:t>来ました。国の方と電力の方。順番に読みますか。</w:t>
       </w:r>
     </w:p>
     <w:p>
@@ -731,7 +731,7 @@
           <w:i w:val="0"/>
           <w:sz w:val="22"/>
         </w:rPr>
-        <w:t>「申立ての対象文書のうち、第四の文書について、被申立人国は、申立書記載の面談記録を所持しているとは確認できない。念のため、関係部署に照会を行ったが、保存期間の経過等により、廃棄されている可能性がある」。……廃棄されている「可能性がある」。</w:t>
+        <w:t>「申立ての対象文書のうち第四の文書について、被申立人国は、申立書記載の面談記録を所持しているとは確認できない。念のため関係部署に照会を行ったが、保存期間の経過等により廃棄されている可能性がある」。……廃棄されている「可能性がある」。</w:t>
       </w:r>
     </w:p>
     <w:p>
@@ -777,7 +777,7 @@
           <w:i w:val="0"/>
           <w:sz w:val="22"/>
         </w:rPr>
-        <w:t>「なお、仮に存在するとしても、職務上の秘密に関する文書であって、民事訴訟法二二〇条四号ロに該当する」。……仮にあったとしても、出せない、と。</w:t>
+        <w:t>「なお、仮に存在するとしても、職務上の秘密に関する文書であって、民事訴訟法二二〇条四号ロに該当する」。……仮にあったとしても出せない、と。</w:t>
       </w:r>
     </w:p>
     <w:p>
@@ -800,7 +800,7 @@
           <w:i w:val="0"/>
           <w:sz w:val="22"/>
         </w:rPr>
-        <w:t>四号ロは、公務員の職務上の秘密です。国が言う場合は、監督官庁の意見を聴く手続があります。つまり、国は「ない」と言いながら、「あっても出せない」と二つの扉を同時に閉めている。</w:t>
+        <w:t>四号ロは、公務員の職務上の秘密です。国が主張する場合は、監督官庁の意見を聴く手続があります。つまり国は「ない」と言いながら「あっても出せない」と、二つの扉を同時に閉めている。</w:t>
       </w:r>
     </w:p>
     <w:p>
@@ -879,7 +879,7 @@
           <w:i w:val="0"/>
           <w:sz w:val="22"/>
         </w:rPr>
-        <w:t>一と二は「もらったけど見せない」、三は「捨てた」。</w:t>
+        <w:t>一と二は「持っているが見せない」、三は「捨てた」。</w:t>
       </w:r>
     </w:p>
     <w:p>
@@ -902,7 +902,7 @@
           <w:i w:val="0"/>
           <w:sz w:val="22"/>
         </w:rPr>
-        <w:t>先生、廃棄は、いつなんですか。事故は二〇一一年です。三月以降に廃棄したなら、保存の義務は。</w:t>
+        <w:t>先生、廃棄はいつなんですか。事故は二〇一一年です。三月以降に廃棄したなら、保存の義務は。</w:t>
       </w:r>
     </w:p>
     <w:p>
@@ -925,7 +925,7 @@
           <w:i w:val="0"/>
           <w:sz w:val="22"/>
         </w:rPr>
-        <w:t>それも、聞いてみる価値があります。電力は、一行を公表した。その一行の元の紙が、事故のあとに廃棄されていたなら、裁判所は、それ自体を重く見るかもしれません。</w:t>
+        <w:t>それも、聞いてみる価値があります。電力は一行を公表した。その一行の元の紙が事故のあとに廃棄されていたなら、裁判所はそれ自体を重く見るかもしれません。</w:t>
       </w:r>
     </w:p>
     <w:p>
@@ -940,7 +940,7 @@
           <w:color w:val="555555"/>
           <w:sz w:val="22"/>
         </w:rPr>
-        <w:t>(三浦が、湯呑みを三つ、盆に載せる。)</w:t>
+        <w:t>(三浦が湯呑みを三つ、盆に載せる。)</w:t>
       </w:r>
     </w:p>
     <w:p>
@@ -955,7 +955,7 @@
           <w:color w:val="555555"/>
           <w:sz w:val="22"/>
         </w:rPr>
-        <w:t>(土井が立ち上がる。三浦が、湯呑みを一つ、土井の席に残す。)</w:t>
+        <w:t>(土井が立ち上がる。三浦が湯呑みを一つ、土井の席に残す。)</w:t>
       </w:r>
     </w:p>
     <w:p>
@@ -978,7 +978,7 @@
           <w:i w:val="0"/>
           <w:sz w:val="22"/>
         </w:rPr>
-        <w:t>飲んでから、書いてください。冷めたら、苦くなりますから。</w:t>
+        <w:t>飲んでから書いてください。冷めたら苦くなりますから。</w:t>
       </w:r>
     </w:p>
     <w:p>
@@ -1034,7 +1034,7 @@
           <w:i w:val="0"/>
           <w:sz w:val="22"/>
         </w:rPr>
-        <w:t>煙が一本、のところで止めましたから。それは、苦味の分です。</w:t>
+        <w:t>煙が一本のところで止めましたから。それは苦味の分です。</w:t>
       </w:r>
     </w:p>
     <w:p>
@@ -1064,7 +1064,7 @@
           <w:color w:val="555555"/>
           <w:sz w:val="22"/>
         </w:rPr>
-        <w:t>(11月10日(火)、午後8時。桐生法律事務所。三浦と土井は先に帰った。応接室に遼と、黒いマスクの男が一人。潮田章、61歳。薄いグレーのコート、手に紙袋。湯呑みは、遼が自分で用意した一つだけ。)</w:t>
+        <w:t>(11月10日(火)、午後8時。桐生法律事務所。三浦と土井は先に帰った。応接室に遼と、黒いマスクの男が一人。潮田章、61歳。薄いグレーのコート、手に紙袋。湯呑みは遼が自分で用意した一つだけ。)</w:t>
       </w:r>
     </w:p>
     <w:p>
@@ -1087,7 +1087,7 @@
           <w:i w:val="0"/>
           <w:sz w:val="22"/>
         </w:rPr>
-        <w:t>遅くに、申し訳ありません。ビルの入り口で、一度、引き返しかけました。</w:t>
+        <w:t>遅くに申し訳ありません。ビルの入り口で一度、引き返しかけました。</w:t>
       </w:r>
     </w:p>
     <w:p>
@@ -1110,7 +1110,7 @@
           <w:i w:val="0"/>
           <w:sz w:val="22"/>
         </w:rPr>
-        <w:t>潮田さん。どうぞ、お座りください。まずは、お茶を。</w:t>
+        <w:t>潮田さん。どうぞお座りください。まずはお茶を。</w:t>
       </w:r>
     </w:p>
     <w:p>
@@ -1143,7 +1143,7 @@
           <w:i w:val="0"/>
           <w:sz w:val="22"/>
         </w:rPr>
-        <w:t>……いい匂いですね。祖母の家の、囲炉裏の匂いがする。</w:t>
+        <w:t>……いい匂いですね。祖母の家の囲炉裏の匂いがする。</w:t>
       </w:r>
     </w:p>
     <w:p>
@@ -1166,7 +1166,7 @@
           <w:i w:val="0"/>
           <w:sz w:val="22"/>
         </w:rPr>
-        <w:t>先生から、炒り方を習いました。煙が一本、立ったら火を止める。</w:t>
+        <w:t>先生から炒り方を習いました。煙が一本立ったら火を止める。</w:t>
       </w:r>
     </w:p>
     <w:p>
@@ -1189,7 +1189,7 @@
           <w:i w:val="0"/>
           <w:sz w:val="22"/>
         </w:rPr>
-        <w:t>一本で止められるのは、才能です。私は、いつも二本目を待ってしまう人間でした。……申立書、拝見しました。</w:t>
+        <w:t>一本で止められるのは才能です。私はいつも二本目を待ってしまう人間でした。……申立書、拝見しました。</w:t>
       </w:r>
     </w:p>
     <w:p>
@@ -1212,7 +1212,7 @@
           <w:i w:val="0"/>
           <w:sz w:val="22"/>
         </w:rPr>
-        <w:t>潮田さんのお名前は、どこにも書いていません。メモの存在にも、触れていません。二〇一二年の電力の報告書の、一行だけを使いました。</w:t>
+        <w:t>潮田さんのお名前はどこにも書いていません。メモの存在にも触れていません。二〇一二年の電力の報告書の、一行だけを使いました。</w:t>
       </w:r>
     </w:p>
     <w:p>
@@ -1235,7 +1235,7 @@
           <w:i w:val="0"/>
           <w:sz w:val="22"/>
         </w:rPr>
-        <w:t>ええ。その一行を書いたのは、私の部下です。……部下が、書いていいか、と聞いてきたんです。私は、「事実なら、書け」と言いました。そのあと、会社の法務が、二十七字、削りました。</w:t>
+        <w:t>ええ。その一行を書いたのは私の部下です。……部下が「書いていいか」と聞いてきたんです。私は「事実なら書け」と言いました。そのあと、会社の法務が二十七字削りました。</w:t>
       </w:r>
     </w:p>
     <w:p>
@@ -1281,7 +1281,7 @@
           <w:i w:val="0"/>
           <w:sz w:val="22"/>
         </w:rPr>
-        <w:t>「ただし、その結果は十メートルを超える数値であり、」。そこまで書いてあった。法務の人間は、そこだけ、消した。</w:t>
+        <w:t>「ただし、その結果は十メートルを超える数値であり、」。そこまで書いてあった。法務の人間は、そこだけ消した。</w:t>
       </w:r>
     </w:p>
     <w:p>
@@ -1314,7 +1314,7 @@
           <w:i w:val="0"/>
           <w:sz w:val="22"/>
         </w:rPr>
-        <w:t>……今のお話は、証拠にはしません。でも、一つだけ、聞いてもいいですか。</w:t>
+        <w:t>……今のお話は、証拠にはしません。でも、一つだけ聞いてもいいですか。</w:t>
       </w:r>
     </w:p>
     <w:p>
@@ -1360,7 +1360,7 @@
           <w:i w:val="0"/>
           <w:sz w:val="22"/>
         </w:rPr>
-        <w:t>今日は、なぜ。</w:t>
+        <w:t>今日はなぜ。</w:t>
       </w:r>
     </w:p>
     <w:p>
@@ -1384,7 +1384,7 @@
           <w:color w:val="555555"/>
           <w:sz w:val="22"/>
         </w:rPr>
-        <w:t>(紙袋から、小さな封筒を出す)</w:t>
+        <w:t>(紙袋から小さな封筒を出す)</w:t>
       </w:r>
       <w:r>
         <w:rPr>
@@ -1393,7 +1393,7 @@
           <w:i w:val="0"/>
           <w:sz w:val="22"/>
         </w:rPr>
-        <w:t>昨日、「潮友会」の、角田さんから電話がありました。OB会の幹事です。昔は総務担当の常務で、私の上司の上司でした。</w:t>
+        <w:t>昨日、「潮友会」の角田さんから電話がありました。OB会の幹事です。昔は総務担当の常務で、私の上司の上司でした。</w:t>
       </w:r>
     </w:p>
     <w:p>
@@ -1439,7 +1439,7 @@
           <w:i w:val="0"/>
           <w:sz w:val="22"/>
         </w:rPr>
-        <w:t>「お元気ですか」。それから、「申立書の、一行の件、聞きましたか」。それから、「企業年金の規約に、退職者の守秘義務の条項があるのを、ご存じですよね」。(封筒の中身を机に置く)今日、郵便で、規約の写しが届きました。三行目に、下線が引いてある。「会社の信用を著しく害したときは、年金の支給を、減額又は停止することがある」。</w:t>
+        <w:t>「お元気ですか」。それから「申立書の一行の件、聞きましたか」。それから「企業年金の規約に退職者の守秘義務の条項があるのを、ご存じですよね」。(封筒の中身を机に置く)今日、郵便で規約の写しが届きました。三行目に下線が引いてある。「会社の信用を著しく害したときは、年金の支給を減額又は停止することがある」。</w:t>
       </w:r>
     </w:p>
     <w:p>
@@ -1462,7 +1462,7 @@
           <w:i w:val="0"/>
           <w:sz w:val="22"/>
         </w:rPr>
-        <w:t>脅しの言葉は、一つもない。</w:t>
+        <w:t>脅しの言葉は一つもない。</w:t>
       </w:r>
     </w:p>
     <w:p>
@@ -1485,7 +1485,7 @@
           <w:i w:val="0"/>
           <w:sz w:val="22"/>
         </w:rPr>
-        <w:t>一つもありません。電話の最後は、「ご自愛ください」でした。……私の年金は、月に二十一万円です。妻の墓の掃除にも、年に一度しか行けない身です。この年金が止まれば、墓守も、できなくなる。</w:t>
+        <w:t>一つもありません。電話の最後は「ご自愛ください」でした。……私の年金は月に二十一万円です。妻の墓の掃除にも年に一度しか行けない身です。この年金が止まれば、墓守もできなくなる。</w:t>
       </w:r>
     </w:p>
     <w:p>
@@ -1500,7 +1500,7 @@
           <w:color w:val="555555"/>
           <w:sz w:val="22"/>
         </w:rPr>
-        <w:t>(遼は、封筒を見つめたまま、何も言わない。鉄瓶の湯が、小さく鳴る。)</w:t>
+        <w:t>(遼は封筒を見つめたまま、何も言わない。鉄瓶の湯が小さく鳴る。)</w:t>
       </w:r>
     </w:p>
     <w:p>
@@ -1523,7 +1523,7 @@
           <w:i w:val="0"/>
           <w:sz w:val="22"/>
         </w:rPr>
-        <w:t>潮田さん。私は、あなたの名前を出さないと決めています。ただ、それは、「あなたが何も言わないでいい」という意味ではありません。選ぶのは、あなたです。</w:t>
+        <w:t>潮田さん。私はあなたの名前を出さないと決めています。ただ、それは「あなたが何も言わないでいい」という意味ではありません。選ぶのはあなたです。</w:t>
       </w:r>
     </w:p>
     <w:p>
@@ -1546,7 +1546,7 @@
           <w:i w:val="0"/>
           <w:sz w:val="22"/>
         </w:rPr>
-        <w:t>分かっています。それを、今日、先生の口から聞きたかった。</w:t>
+        <w:t>分かっています。それを今日、先生の口から聞きたかった。</w:t>
       </w:r>
     </w:p>
     <w:p>
@@ -1569,7 +1569,7 @@
           <w:i w:val="0"/>
           <w:sz w:val="22"/>
         </w:rPr>
-        <w:t>二〇二〇年の六月に、公益通報者保護法の改正がありました。通報者の保護は、退職後一年以内の人まで広がりました。でも、潮田さんは二〇一三年の退職です。正直に言えば、この法律は、潮田さんには届きません。</w:t>
+        <w:t>二〇二〇年の六月に公益通報者保護法の改正がありました。通報者の保護は、退職後一年以内の人まで広がりました。でも潮田さんは二〇一三年の退職です。正直に言えば、この法律は潮田さんには届きません。</w:t>
       </w:r>
     </w:p>
     <w:p>
@@ -1602,7 +1602,7 @@
           <w:i w:val="0"/>
           <w:sz w:val="22"/>
         </w:rPr>
-        <w:t>知っています。調べました。……一年に、七年、足りない。</w:t>
+        <w:t>知っています。調べました。……一年に、七年足りない。</w:t>
       </w:r>
     </w:p>
     <w:p>
@@ -1625,7 +1625,7 @@
           <w:i w:val="0"/>
           <w:sz w:val="22"/>
         </w:rPr>
-        <w:t>潮田さんのためではありません。証人の一番大事な財産は、「自分の意思で話している」ということです。それを、私が崩すことは、できません。</w:t>
+        <w:t>潮田さんのためではありません。証人の一番大事な財産は「自分の意思で話している」ということです。それを私が崩すことはできません。</w:t>
       </w:r>
     </w:p>
     <w:p>
@@ -1658,7 +1658,7 @@
           <w:i w:val="0"/>
           <w:sz w:val="22"/>
         </w:rPr>
-        <w:t>真壁先生。おかしな話ですが、私は、四十年、電力の人間でした。「この会社は、人を守る」と、本気で思っていた。……二〇〇八年のあの日も、守るために、試算をしたんです。</w:t>
+        <w:t>真壁先生。おかしな話ですが、私は四十年、電力の人間でした。「この会社は人を守る」と本気で思っていた。……二〇〇八年のあの日も、守るために試算をしたんです。</w:t>
       </w:r>
     </w:p>
     <w:p>
@@ -1704,7 +1704,7 @@
           <w:i w:val="0"/>
           <w:sz w:val="22"/>
         </w:rPr>
-        <w:t>ええ。守るために数字を出した人間が、数字を隠した側の人間と、同じ封筒の中の紙で、脅されている。それが、少し、おかしくてね。</w:t>
+        <w:t>ええ。守るために数字を出した人間が、数字を隠した側の人間と同じ封筒の中の紙で脅されている。それが少しおかしくてね。</w:t>
       </w:r>
     </w:p>
     <w:p>
@@ -1742,7 +1742,7 @@
           <w:i w:val="0"/>
           <w:sz w:val="22"/>
         </w:rPr>
-        <w:t>結論は、決定が出るまでに、出します。出さなければ、私は、私のまま、年金をもらって死ぬだけです。</w:t>
+        <w:t>結論は、決定が出るまでに出します。出さなければ、私は私のまま、年金をもらって死ぬだけです。</w:t>
       </w:r>
     </w:p>
     <w:p>
@@ -1765,7 +1765,7 @@
           <w:i w:val="0"/>
           <w:sz w:val="22"/>
         </w:rPr>
-        <w:t>どちらを選んでも、お茶は、いつでも出します。</w:t>
+        <w:t>どちらを選んでも、お茶はいつでも出します。</w:t>
       </w:r>
     </w:p>
     <w:p>
@@ -1826,7 +1826,7 @@
           <w:color w:val="555555"/>
           <w:sz w:val="22"/>
         </w:rPr>
-        <w:t>(潮田は一礼して、階段を降りていく。足音が遠ざかる。机の上に、年金規約の写しが残っている。遼は、それを、封筒ごと、自分の鞄の一番奥へしまう。)</w:t>
+        <w:t>(潮田は一礼して、階段を降りていく。足音が遠ざかる。机の上に年金規約の写しが残っている。遼はそれを封筒ごと、自分の鞄の一番奥へしまう。)</w:t>
       </w:r>
     </w:p>
     <w:p>
@@ -1856,7 +1856,7 @@
           <w:color w:val="555555"/>
           <w:sz w:val="22"/>
         </w:rPr>
-        <w:t>(11月13日(金)、午前11時40分。奥浜地方裁判所の三階、民事第二部の前の廊下。弁論準備手続の期日が終わったところ。ベンチは感染対策で、一つ置きに「使用禁止」の紙。自動販売機の前に、大槻が立っている。遼が、少し離れて並ぶ。)</w:t>
+        <w:t>(11月13日(金)、午前11時40分。奥浜地方裁判所の三階、民事第二部の前の廊下。弁論準備手続の期日が終わったところ。ベンチは感染対策で一つ置きに「使用禁止」の紙。自動販売機の前に大槻が立っている。遼が少し離れて並ぶ。)</w:t>
       </w:r>
     </w:p>
     <w:p>
@@ -1935,7 +1935,7 @@
           <w:i w:val="0"/>
           <w:sz w:val="22"/>
         </w:rPr>
-        <w:t>では、遠慮なく。……私が飲むのは、微糖なんです。こう見えて。(缶が落ちる音)</w:t>
+        <w:t>では、遠慮なく。……私が飲むのは微糖なんです。こう見えて。(缶が落ちる音)</w:t>
       </w:r>
     </w:p>
     <w:p>
@@ -1981,7 +1981,7 @@
           <w:i w:val="0"/>
           <w:sz w:val="22"/>
         </w:rPr>
-        <w:t>若いころ、無糖ばかり飲んで、胃を壊しました。「無理をすると、中身が先に壊れる」。いい勉強でした。</w:t>
+        <w:t>若いころ、無糖ばかり飲んで胃を壊しました。「無理をすると中身が先に壊れる」。いい勉強でした。</w:t>
       </w:r>
     </w:p>
     <w:p>
@@ -1996,7 +1996,7 @@
           <w:color w:val="555555"/>
           <w:sz w:val="22"/>
         </w:rPr>
-        <w:t>(遼が、自販機に硬貨を入れる。マスクをずらさず、缶を取る。)</w:t>
+        <w:t>(遼が自販機に硬貨を入れる。マスクをずらさず、缶を取る。)</w:t>
       </w:r>
     </w:p>
     <w:p>
@@ -2019,7 +2019,7 @@
           <w:i w:val="0"/>
           <w:sz w:val="22"/>
         </w:rPr>
-        <w:t>土井先生の反論書面、読みました。「専ら」という言葉の使い方が、いい。若い人は、一語を、きちんと選びます。</w:t>
+        <w:t>土井先生の反論書面、読みました。「専ら」という言葉の使い方がいい。若い人は一語をきちんと選びます。</w:t>
       </w:r>
     </w:p>
     <w:p>
@@ -2042,7 +2042,7 @@
           <w:i w:val="0"/>
           <w:sz w:val="22"/>
         </w:rPr>
-        <w:t>添削は、していません。</w:t>
+        <w:t>添削はしていません。</w:t>
       </w:r>
     </w:p>
     <w:p>
@@ -2065,7 +2065,7 @@
           <w:i w:val="0"/>
           <w:sz w:val="22"/>
         </w:rPr>
-        <w:t>そうでしょうね。あなたなら、もう少し、情に流れる。……失礼。褒め言葉のつもりです。</w:t>
+        <w:t>そうでしょうね。あなたなら、もう少し情に流れる。……失礼。褒め言葉のつもりです。</w:t>
       </w:r>
     </w:p>
     <w:p>
@@ -2088,7 +2088,7 @@
           <w:i w:val="0"/>
           <w:sz w:val="22"/>
         </w:rPr>
-        <w:t>大槻先生。一つだけ、聞いてもいいですか。</w:t>
+        <w:t>大槻先生。一つだけ聞いてもいいですか。</w:t>
       </w:r>
     </w:p>
     <w:p>
@@ -2134,7 +2134,7 @@
           <w:i w:val="0"/>
           <w:sz w:val="22"/>
         </w:rPr>
-        <w:t>二〇一二年の報告書の、一四七ページ。「試算を行ったことがある」の前後は、もっと、書いてあったのではないですか。</w:t>
+        <w:t>二〇一二年の報告書の一四七ページ。「試算を行ったことがある」の前後は、もっと書いてあったのではないですか。</w:t>
       </w:r>
     </w:p>
     <w:p>
@@ -2149,7 +2149,7 @@
           <w:color w:val="555555"/>
           <w:sz w:val="22"/>
         </w:rPr>
-        <w:t>(大槻は缶を持ったまま、しばらく廊下の窓を見る。庭に、枯れた桜の枝。)</w:t>
+        <w:t>(大槻は缶を持ったまま、しばらく廊下の窓を見る。庭に枯れた桜の枝。)</w:t>
       </w:r>
     </w:p>
     <w:p>
@@ -2172,7 +2172,7 @@
           <w:i w:val="0"/>
           <w:sz w:val="22"/>
         </w:rPr>
-        <w:t>真壁先生。私は、報告書の起案には、関わっておりません。当時は、別の顧客の仕事をしていました。</w:t>
+        <w:t>真壁先生。私は報告書の起案には関わっておりません。当時は別の顧客の仕事をしていました。</w:t>
       </w:r>
     </w:p>
     <w:p>
@@ -2218,7 +2218,7 @@
           <w:i w:val="0"/>
           <w:sz w:val="22"/>
         </w:rPr>
-        <w:t>ただ、一般論として申し上げます。企業の公表文書は、書く前に、必ず、法務が見ます。見て、削る。削られた文字数は、記録に残りません。……(缶を開ける)私は、そういう世界で、二十五年、生きてきました。</w:t>
+        <w:t>ただ、一般論として申し上げます。企業の公表文書は、書く前に必ず法務が見ます。見て、削る。削られた文字数は記録に残りません。……(缶を開ける)私はそういう世界で、二十五年生きてきました。</w:t>
       </w:r>
     </w:p>
     <w:p>
@@ -2251,7 +2251,7 @@
           <w:i w:val="0"/>
           <w:sz w:val="22"/>
         </w:rPr>
-        <w:t>今のは、聞かなかったことにしたほうが、いいですか。</w:t>
+        <w:t>今のは、聞かなかったことにしたほうがいいですか。</w:t>
       </w:r>
     </w:p>
     <w:p>
@@ -2274,7 +2274,7 @@
           <w:i w:val="0"/>
           <w:sz w:val="22"/>
         </w:rPr>
-        <w:t>聞こえなかった、とお考えください。弁護士は、依頼人の秘密を、守るためにいます。同時に、相手方の質問に、嘘をつかないためにも、います。その間の、細い道を歩くのが、仕事です。</w:t>
+        <w:t>聞こえなかった、とお考えください。弁護士は依頼人の秘密を守るためにいます。同時に、相手方の質問に嘘をつかないためにもいます。その間の細い道を歩くのが仕事です。</w:t>
       </w:r>
     </w:p>
     <w:p>
@@ -2330,7 +2330,7 @@
           <w:i w:val="0"/>
           <w:sz w:val="22"/>
         </w:rPr>
-        <w:t>来週の期日で、どうせ言います。先に言って、あなたの反応を見たかった。……いまの顔で、分かりました。ありがとう。</w:t>
+        <w:t>来週の期日でどうせ言います。先に言って、あなたの反応を見たかった。……いまの顔で分かりました。ありがとう。</w:t>
       </w:r>
     </w:p>
     <w:p>
@@ -2353,7 +2353,7 @@
           <w:i w:val="0"/>
           <w:sz w:val="22"/>
         </w:rPr>
-        <w:t>先生は、本当に、嫌な人ですね。</w:t>
+        <w:t>先生は本当に嫌な人ですね。</w:t>
       </w:r>
     </w:p>
     <w:p>
@@ -2391,7 +2391,7 @@
           <w:color w:val="555555"/>
           <w:sz w:val="22"/>
         </w:rPr>
-        <w:t>(エレベーターの方から、鞄を提げた細川が歩いてくる。法務省の紺のスーツ、マスクの上の目が、疲れている。)</w:t>
+        <w:t>(エレベーターの方から、鞄を提げた細川が歩いてくる。法務省の紺のスーツ。マスクの上の目が疲れている。)</w:t>
       </w:r>
     </w:p>
     <w:p>
@@ -2414,7 +2414,7 @@
           <w:i w:val="0"/>
           <w:sz w:val="22"/>
         </w:rPr>
-        <w:t>大槻先生、真壁先生、お疲れ様です。……国側は、次回、書面で。口頭では、何も申し上げません。</w:t>
+        <w:t>大槻先生、真壁先生、お疲れ様です。……国側は次回、書面で。口頭では何も申し上げません。</w:t>
       </w:r>
     </w:p>
     <w:p>
@@ -2437,7 +2437,7 @@
           <w:i w:val="0"/>
           <w:sz w:val="22"/>
         </w:rPr>
-        <w:t>細川さん。第四の文書は、本当に、探したんですか。</w:t>
+        <w:t>細川さん。第四の文書は、本当に探したんですか。</w:t>
       </w:r>
     </w:p>
     <w:p>
@@ -2460,7 +2460,7 @@
           <w:i w:val="0"/>
           <w:sz w:val="22"/>
         </w:rPr>
-        <w:t>照会は、しました。(一拍)探索の経過は、書面にまとめます。私が、いま言えるのは、それだけです。</w:t>
+        <w:t>照会はしました。(一拍)探索の経過は書面にまとめます。私がいま言えるのは、それだけです。</w:t>
       </w:r>
     </w:p>
     <w:p>
@@ -2554,7 +2554,7 @@
           <w:color w:val="555555"/>
           <w:sz w:val="22"/>
         </w:rPr>
-        <w:t>(大槻と細川が、並んでエレベーターに乗る。遼は、手の中のブラックの缶を、まだ開けていない。)</w:t>
+        <w:t>(大槻と細川が並んでエレベーターに乗る。遼は手の中のブラックの缶を、まだ開けていない。)</w:t>
       </w:r>
     </w:p>
     <w:p>
@@ -2584,7 +2584,7 @@
           <w:color w:val="555555"/>
           <w:sz w:val="22"/>
         </w:rPr>
-        <w:t>(11月16日(月)、午後11時。桐生法律事務所。事務所の灯りは、応接室のみ。机に、判例集、民事訴訟法のコンメンタール、憲法の薄い文庫本、付箋だらけのノートパソコン。土井が靴を脱いで、椅子に片膝を立てている。遼が、鉄瓶の湯で、茶を炒り直している。)</w:t>
+        <w:t>(11月16日(月)、午後11時。桐生法律事務所。事務所の灯りは応接室のみ。机に、判例集、民事訴訟法のコンメンタール、憲法の薄い文庫本、付箋だらけのノートパソコン。土井が靴を脱いで、椅子に片膝を立てている。遼が鉄瓶の湯で茶を炒り直している。)</w:t>
       </w:r>
     </w:p>
     <w:p>
@@ -2607,7 +2607,7 @@
           <w:i w:val="0"/>
           <w:sz w:val="22"/>
         </w:rPr>
-        <w:t>土井さん、まだ、書いてるんですか。</w:t>
+        <w:t>土井さん、まだ書いてるんですか。</w:t>
       </w:r>
     </w:p>
     <w:p>
@@ -2630,7 +2630,7 @@
           <w:i w:val="0"/>
           <w:sz w:val="22"/>
         </w:rPr>
-        <w:t>先生。インカメラの、反論が、まだ。……電力が、「証拠調べ自体を、非公開にしたい」と言ってくるって、真壁先生がおっしゃったので。</w:t>
+        <w:t>先生。インカメラへの反論が、まだ。……電力が「証拠調べ自体を非公開にしたい」と言ってくると、真壁先生がおっしゃったので。</w:t>
       </w:r>
     </w:p>
     <w:p>
@@ -2653,7 +2653,7 @@
           <w:i w:val="0"/>
           <w:sz w:val="22"/>
         </w:rPr>
-        <w:t>民訴法二二三条の六項の、インカメラは、文書提出義務の有無を判断するために、裁判所だけが、文書を見る手続です。それ自体は、よく使われる。問題は、その先です。</w:t>
+        <w:t>民訴法二二三条六項のインカメラは、文書提出義務の有無を判断するために、裁判所だけが文書を見る手続です。それ自体はよく使われる。問題はその先です。</w:t>
       </w:r>
     </w:p>
     <w:p>
@@ -2676,7 +2676,7 @@
           <w:i w:val="0"/>
           <w:sz w:val="22"/>
         </w:rPr>
-        <w:t>その先。……証拠調べや弁論を、公開の法廷で、やらない、という話ですよね。</w:t>
+        <w:t>その先。……証拠調べや弁論を公開の法廷でやらない、という話ですよね。</w:t>
       </w:r>
     </w:p>
     <w:p>
@@ -2699,7 +2699,7 @@
           <w:i w:val="0"/>
           <w:sz w:val="22"/>
         </w:rPr>
-        <w:t>そうです。電力が、本当に狙っているのは、そこだと思います。文書は、仕方なく出す。でも、法廷で読み上げられないように、非公開にする。</w:t>
+        <w:t>そうです。電力が本当に狙っているのは、そこだと思います。文書は仕方なく出す。でも法廷で読み上げられないように、非公開にする。</w:t>
       </w:r>
     </w:p>
     <w:p>
@@ -2801,7 +2801,7 @@
           <w:i w:val="0"/>
           <w:sz w:val="22"/>
         </w:rPr>
-        <w:t>大事なのは、「公開」の理由です。土井さん、なぜ、裁判は公開なんだと思いますか。</w:t>
+        <w:t>大事なのは「公開」の理由です。土井さん、なぜ裁判は公開なんだと思いますか。</w:t>
       </w:r>
     </w:p>
     <w:p>
@@ -2824,7 +2824,7 @@
           <w:i w:val="0"/>
           <w:sz w:val="22"/>
         </w:rPr>
-        <w:t>裁判官の恣意を防ぐため。裁判を、国民が、監視するため。</w:t>
+        <w:t>裁判官の恣意を防ぐため。裁判を国民が監視するため。</w:t>
       </w:r>
     </w:p>
     <w:p>
@@ -2847,7 +2847,7 @@
           <w:i w:val="0"/>
           <w:sz w:val="22"/>
         </w:rPr>
-        <w:t>半分は、正解です。もう半分は、「見てもらう権利」です。波戸の人たちは、八年九か月、誰にも見てもらえなかった。避難所の廊下で、仮設の台所で、事故のことは、何度も話してきた。でも、国の「正式な場所」で、聞いてもらえたのは、ほんの数分でした。</w:t>
+        <w:t>半分は正解です。もう半分は「見てもらう権利」です。波戸の人たちは、八年九か月、誰にも見てもらえなかった。避難所の廊下でも仮設の台所でも、事故のことは何度も話してきた。でも国の「正式な場所」で聞いてもらえたのは、ほんの数分でした。</w:t>
       </w:r>
     </w:p>
     <w:p>
@@ -2870,7 +2870,7 @@
           <w:i w:val="0"/>
           <w:sz w:val="22"/>
         </w:rPr>
-        <w:t>……私の、母方の祖母も、波戸の出身なんです。</w:t>
+        <w:t>……私の母方の祖母も、波戸の出身なんです。</w:t>
       </w:r>
     </w:p>
     <w:p>
@@ -2916,7 +2916,7 @@
           <w:i w:val="0"/>
           <w:sz w:val="22"/>
         </w:rPr>
-        <w:t>祖母は、もう亡くなりましたけど。避難先の、ホテルの部屋で。最後の言葉が、「家の、屋根を、見たい」でした。(声が少し揺れる)……私、この事件に、入れて、よかったと思っています。でも、同時に、怖いんです。</w:t>
+        <w:t>祖母はもう亡くなりましたけど。避難先のホテルの部屋で。最後の言葉が「家の屋根を見たい」でした。(声が少し揺れる)……私、この事件に入れてよかったと思っています。でも同時に、怖いんです。</w:t>
       </w:r>
     </w:p>
     <w:p>
@@ -2962,7 +2962,7 @@
           <w:i w:val="0"/>
           <w:sz w:val="22"/>
         </w:rPr>
-        <w:t>私の、書面の一行で、人の人生が、動くかもしれない。動かないかもしれない。両方が、怖い。</w:t>
+        <w:t>私の書面の一行で、人の人生が動くかもしれない。動かないかもしれない。両方が怖い。</w:t>
       </w:r>
     </w:p>
     <w:p>
@@ -2977,7 +2977,7 @@
           <w:color w:val="555555"/>
           <w:sz w:val="22"/>
         </w:rPr>
-        <w:t>(遼が、湯呑みを、土井の前に置く。)</w:t>
+        <w:t>(遼が湯呑みを土井の前に置く。)</w:t>
       </w:r>
     </w:p>
     <w:p>
@@ -2992,7 +2992,7 @@
           <w:color w:val="555555"/>
           <w:sz w:val="22"/>
         </w:rPr>
-        <w:t>(土井が、湯呑みを両手で包む。パソコンの画面に、新しい見出しが立つ。「憲法八二条の趣旨と、営業秘密の保護の調整について」。)</w:t>
+        <w:t>(土井が湯呑みを両手で包む。パソコンの画面に新しい見出しが立つ。「憲法八二条の趣旨と、営業秘密の保護の調整について」。)</w:t>
       </w:r>
     </w:p>
     <w:p>
@@ -3022,7 +3022,7 @@
           <w:color w:val="555555"/>
           <w:sz w:val="22"/>
         </w:rPr>
-        <w:t>(11月20日(金)、午後1時30分。奥浜地方裁判所、大法廷。傍聴席は感染対策で半分に絞られ、抽選に当たった二十数人。遠藤は杖を椅子に掛け、大城と柚木は最後列。裁判長・片岡義雄、右に峰判事、左に若い判事補。書記官の森が、マイクの高さを直す。)</w:t>
+        <w:t>(11月20日(金)、午後1時30分。奥浜地方裁判所、大法廷。傍聴席は感染対策で半分に絞られ、抽選に当たった二十数人。遠藤は杖を椅子に掛け、大城と柚木は最後列。裁判長・片岡義雄、右に峰判事、左に若い判事補。書記官の森がマイクの高さを直す。)</w:t>
       </w:r>
     </w:p>
     <w:p>
@@ -3045,7 +3045,7 @@
           <w:i w:val="0"/>
           <w:sz w:val="22"/>
         </w:rPr>
-        <w:t>それでは、期日を続けます。文書提出命令の申立てについて、被申立人電力から、新たな申立てが出ていますね。大槻代理人。</w:t>
+        <w:t>それでは、期日を続けます。文書提出命令の申立てについて、被申立人電力から新たな申立てが出ていますね。大槻代理人。</w:t>
       </w:r>
     </w:p>
     <w:p>
@@ -3068,7 +3068,7 @@
           <w:i w:val="0"/>
           <w:sz w:val="22"/>
         </w:rPr>
-        <w:t>はい。被申立人電力は、民事訴訟法二二三条六項に基づく、文書の提示について、異議はございません。ただし、提示された文書の内容に及ぶ証拠調べ、および、今後予定される証人尋問の一部につきましては、営業秘密および原子力防護上の情報を含むため、公開を停止し、非公開で行うことを、上申いたします。あわせて、訴訟記録の閲覧等の制限も、申し立てます。</w:t>
+        <w:t>はい。被申立人電力は、民事訴訟法二二三条六項に基づく文書の提示について、異議はございません。ただし、提示された文書の内容に及ぶ証拠調べ、および今後予定される証人尋問の一部につきましては、営業秘密および原子力防護上の情報を含むため、公開を停止し、非公開で行うことを上申いたします。あわせて、訴訟記録の閲覧等の制限も申し立てます。</w:t>
       </w:r>
     </w:p>
     <w:p>
@@ -3124,7 +3124,7 @@
           <w:i w:val="0"/>
           <w:sz w:val="22"/>
         </w:rPr>
-        <w:t>裁判長。原告らは、営業秘密の保護の必要を、全面的に否定するものではありません。民事訴訟法九二条による、記録の閲覧等の制限は、個別の部分について、必要性を精査したうえで、検討されて然るべきだと考えます。</w:t>
+        <w:t>裁判長。原告らは、営業秘密の保護の必要を全面的に否定するものではありません。民事訴訟法九二条による記録の閲覧等の制限は、個別の部分について必要性を精査したうえで、検討されて然るべきだと考えます。</w:t>
       </w:r>
     </w:p>
     <w:p>
@@ -3147,7 +3147,7 @@
           <w:i w:val="0"/>
           <w:sz w:val="22"/>
         </w:rPr>
-        <w:t>それでは、原告も、ご賛成と。</w:t>
+        <w:t>それでは、原告もご賛成と。</w:t>
       </w:r>
     </w:p>
     <w:p>
@@ -3170,7 +3170,7 @@
           <w:i w:val="0"/>
           <w:sz w:val="22"/>
         </w:rPr>
-        <w:t>賛成ではありません。「記録の閲覧の制限」と、「法廷の非公開」は、まったく別のことです。憲法八二条一項は、こう定めています。(手元の紙を持たず、言う)「裁判の対審及び判決は、公開法廷でこれを行ふ」。</w:t>
+        <w:t>賛成ではありません。「記録の閲覧の制限」と「法廷の非公開」は、まったく別のことです。憲法八二条一項はこう定めています。(手元の紙を持たず、言う)「裁判の対審及び判決は、公開法廷でこれを行ふ」。</w:t>
       </w:r>
     </w:p>
     <w:p>
@@ -3185,7 +3185,7 @@
           <w:color w:val="555555"/>
           <w:sz w:val="22"/>
         </w:rPr>
-        <w:t>(傍聴席で、柚木が、メモを取る手を止める。)</w:t>
+        <w:t>(傍聴席で、柚木がメモを取る手を止める。)</w:t>
       </w:r>
     </w:p>
     <w:p>
@@ -3208,7 +3208,7 @@
           <w:i w:val="0"/>
           <w:sz w:val="22"/>
         </w:rPr>
-        <w:t>原告の三百十二人は、ふるさとを失ったことへの賠償と、国の規制権限の不行使の責任を求めています。この裁判で、何があったのか、あるいは、なかったのか。その経過を、公開の法廷で見られる、という保障が、この事件では、ことさらに重い。二項但書の「国民の権利が問題となつてゐる事件」にあたるか否かには、議論がありますが、少なくとも、その趣旨が、憲法の根にある、と考えます。</w:t>
+        <w:t>原告の三百十二人は、ふるさとを失ったことへの賠償と、国の規制権限の不行使の責任を求めています。この裁判で何があったのか、あるいはなかったのか。その経過を公開の法廷で見られるという保障が、この事件ではことさらに重い。二項但書の「国民の権利が問題となつてゐる事件」にあたるか否かには議論がありますが、少なくともその趣旨が憲法の根にある、と考えます。</w:t>
       </w:r>
     </w:p>
     <w:p>
@@ -3254,7 +3254,7 @@
           <w:i w:val="0"/>
           <w:sz w:val="22"/>
         </w:rPr>
-        <w:t>はい。昨日付で、提出いたしました。関係部署十二か所に、照会を行い、旧保安院の保存文書の目録も、確認いたしました。結論としては、申立書第四の文書に該当するものは、現時点で、確認できておりません。</w:t>
+        <w:t>はい。昨日付で提出いたしました。関係部署十二か所に照会を行い、旧保安院の保存文書の目録も確認いたしました。結論としては、申立書第四の文書に該当するものは、現時点で確認できておりません。</w:t>
       </w:r>
     </w:p>
     <w:p>
@@ -3277,7 +3277,7 @@
           <w:i w:val="0"/>
           <w:sz w:val="22"/>
         </w:rPr>
-        <w:t>「確認できておりません」は、「存在しない」と、同じですか。</w:t>
+        <w:t>「確認できておりません」は、「存在しない」と同じですか。</w:t>
       </w:r>
     </w:p>
     <w:p>
@@ -3333,7 +3333,7 @@
           <w:i w:val="0"/>
           <w:sz w:val="22"/>
         </w:rPr>
-        <w:t>結構です。ありがたい正確さです。(書類を一枚めくる)原告代理人。第四の文書について、国が所持しているとの主張を、補強する材料は、ありますか。</w:t>
+        <w:t>結構です。ありがたい正確さです。(書類を一枚めくる)原告代理人。第四の文書について、国が所持しているとの主張を補強する材料はありますか。</w:t>
       </w:r>
     </w:p>
     <w:p>
@@ -3356,7 +3356,7 @@
           <w:i w:val="0"/>
           <w:sz w:val="22"/>
         </w:rPr>
-        <w:t>現時点では、原告らが手にしているのは、国会の議事録の、一部分だけです。旧保安院の担当課長が、二〇〇九年の委員会で、「事業者から、津波についての試算を、聴取している」と、答弁しています。</w:t>
+        <w:t>現時点で原告らが手にしているのは、国会の議事録の一部だけです。旧保安院の担当課長が二〇〇九年の委員会で「事業者から津波についての試算を聴取している」と答弁しています。</w:t>
       </w:r>
     </w:p>
     <w:p>
@@ -3379,7 +3379,7 @@
           <w:i w:val="0"/>
           <w:sz w:val="22"/>
         </w:rPr>
-        <w:t>聴取している。……それは、準備書面に。</w:t>
+        <w:t>聴取している。……それは準備書面に。</w:t>
       </w:r>
     </w:p>
     <w:p>
@@ -3425,7 +3425,7 @@
           <w:i w:val="0"/>
           <w:sz w:val="22"/>
         </w:rPr>
-        <w:t>では、決定の時期を、申し上げます。電力、国、双方の主張が出そろいました。決定は、来週金曜日、十一月二十七日に行います。インカメラの提示は、それまでに、電力側が、裁判所に。よろしいですか。</w:t>
+        <w:t>では、決定の時期を申し上げます。電力、国、双方の主張が出そろいました。決定は来週金曜日、十一月二十七日に行います。インカメラの提示は、それまでに電力側が裁判所に。よろしいですか。</w:t>
       </w:r>
     </w:p>
     <w:p>
@@ -3471,7 +3471,7 @@
           <w:i w:val="0"/>
           <w:sz w:val="22"/>
         </w:rPr>
-        <w:t>それから、これは、争点とは別の、お知らせです。当部は、十二月の第二週から、波戸町の帰還困難区域で、現場の検証を、進行協議として行う予定です。詳細は、書記官から、追って連絡します。</w:t>
+        <w:t>それから、これは争点とは別のお知らせです。当部は、十二月の第二週から、波戸町の帰還困難区域で現場の検証を進行協議として行う予定です。詳細は書記官から追って連絡します。</w:t>
       </w:r>
     </w:p>
     <w:p>
@@ -3486,7 +3486,7 @@
           <w:color w:val="555555"/>
           <w:sz w:val="22"/>
         </w:rPr>
-        <w:t>(傍聴席が、かすかにざわめく。遠藤が、膝の上で、手を組み直す。)</w:t>
+        <w:t>(傍聴席がかすかにざわめく。遠藤が膝の上で手を組み直す。)</w:t>
       </w:r>
     </w:p>
     <w:p>
@@ -3509,7 +3509,7 @@
           <w:i w:val="0"/>
           <w:sz w:val="22"/>
         </w:rPr>
-        <w:t>最後に、一言だけ、申し上げます。この法廷で、「ふるさと」という言葉が、何度も、出ました。私は、地図で、波戸町の位置は、知っています。しかし、その町の、時間の中身は、書類でしか、知らない。書類に書いてあることは、読みます。書いていないことは、見に行きます。……本日は、以上です。</w:t>
+        <w:t>最後に一言だけ申し上げます。この法廷で「ふるさと」という言葉が何度も出ました。私は地図で波戸町の位置は知っています。しかし、その町の時間の中身は書類でしか知らない。書類に書いてあることは読みます。書いていないことは見に行きます。……本日は以上です。</w:t>
       </w:r>
     </w:p>
     <w:p>
@@ -3524,7 +3524,7 @@
           <w:color w:val="555555"/>
           <w:sz w:val="22"/>
         </w:rPr>
-        <w:t>(一同が起立し、礼。大槻が、一度だけ、遼の方を見る。遠藤は、杖を取って、ゆっくり立ち上がる。)</w:t>
+        <w:t>(一同が起立し、礼。大槻が一度だけ遼の方を見る。遠藤は杖を取って、ゆっくり立ち上がる。)</w:t>
       </w:r>
     </w:p>
     <w:p>
@@ -3554,7 +3554,7 @@
           <w:color w:val="555555"/>
           <w:sz w:val="22"/>
         </w:rPr>
-        <w:t>(11月24日(火)、午後8時。駅前の路地、居酒屋「しおさい」。入口にアルコール、カウンターの席は、一つおき。壁に、色あせた漁港の写真。レジの横に、小さな木の箱。「待った順に」と、女将の字で、紙が貼ってある。遼、三浦、土井、大城が、小上がりに座っている。)</w:t>
+        <w:t>(11月24日(火)、午後8時。駅前の路地、居酒屋「しおさい」。入口にアルコール、カウンターの席は一つおき。壁に色あせた漁港の写真。レジの横に小さな木の箱。「待った順に」と女将の字で紙が貼ってある。遼、三浦、土井、大城が小上がりに座っている。)</w:t>
       </w:r>
     </w:p>
     <w:p>
@@ -3577,7 +3577,7 @@
           <w:i w:val="0"/>
           <w:sz w:val="22"/>
         </w:rPr>
-        <w:t>はい、お待ち。ほっき飯と、あんこうの肝。それと、これ、サービスのたくあん。コロナで、小鉢が、出せねえもんだからね。</w:t>
+        <w:t>はい、お待ち。ほっき飯と、あんこうの肝。それと、これサービスのたくあん。コロナで小鉢が出せねえもんだからね。</w:t>
       </w:r>
     </w:p>
     <w:p>
@@ -3623,7 +3623,7 @@
           <w:i w:val="0"/>
           <w:sz w:val="22"/>
         </w:rPr>
-        <w:t>先生、食べながらでいいがら、聞いて。(木の箱をカウンターから持ってくる)この箱、覚えてっぺ。</w:t>
+        <w:t>先生、食べながらでいいがら聞いて。(木の箱をカウンターから持ってくる)この箱、覚えてっぺ。</w:t>
       </w:r>
     </w:p>
     <w:p>
@@ -3646,7 +3646,7 @@
           <w:i w:val="0"/>
           <w:sz w:val="22"/>
         </w:rPr>
-        <w:t>保釈金の、箱ですね。</w:t>
+        <w:t>保釈金の箱ですね。</w:t>
       </w:r>
     </w:p>
     <w:p>
@@ -3669,7 +3669,7 @@
           <w:i w:val="0"/>
           <w:sz w:val="22"/>
         </w:rPr>
-        <w:t>んだ。名前も書かねえで、みんなが、入れてくれた箱。戻ってきた保釈のお金は、返す人がいねがったがら、おら、箱ごと取っておいた。次に誰かが困ったときに、使うべって、約束したべ。</w:t>
+        <w:t>んだ。名前も書かねえで、みんなが入れてくれた箱。戻ってきた保釈のお金は返す人がいねがったがら、おら、箱ごと取っておいた。次に誰かが困ったときに使うべって、約束したべ。</w:t>
       </w:r>
     </w:p>
     <w:p>
@@ -3715,7 +3715,7 @@
           <w:i w:val="0"/>
           <w:sz w:val="22"/>
         </w:rPr>
-        <w:t>今、箱に、百二十三万と、小銭がある。年を越しても、増える一方で、困ってる。(土井を見る)先生、新しいお嬢さん。裁判所に通うバス代、足りてるかい。</w:t>
+        <w:t>今、箱に百二十三万と小銭がある。年を越しても増える一方で、困ってる。(土井を見る)先生、新しいお嬢さん。裁判所に通うバス代、足りてるかい。</w:t>
       </w:r>
     </w:p>
     <w:p>
@@ -3738,7 +3738,7 @@
           <w:i w:val="0"/>
           <w:sz w:val="22"/>
         </w:rPr>
-        <w:t>足りてない人、いるよ。ハトの人たち、汐見台と、いわきの方に分かれて住んでるから、期日のたびに、往復で、八千円近く。年金暮らしだと、それが月に、二回は、きつい。</w:t>
+        <w:t>足りてない人、いるよ。ハトの人たちは汐見台といわきの方に分かれて住んでるから、期日のたびに往復で八千円近く。年金暮らしだと、それが月に二回はきつい。</w:t>
       </w:r>
     </w:p>
     <w:p>
@@ -3761,7 +3761,7 @@
           <w:i w:val="0"/>
           <w:sz w:val="22"/>
         </w:rPr>
-        <w:t>んだなあ。……それとな、先生。もう一つ。(声を落とす)あの、電力の元の、技師さんがいるっぺ。年金が、減るかもしれねえって。</w:t>
+        <w:t>んだなあ。……それとな、先生。もう一つ。(声を落とす)あの、電力の元の技師さんがいるっぺ。年金が減るかもしれねえって。</w:t>
       </w:r>
     </w:p>
     <w:p>
@@ -3776,7 +3776,7 @@
           <w:color w:val="555555"/>
           <w:sz w:val="22"/>
         </w:rPr>
-        <w:t>(遼の箸が、止まる。三浦と土井が、顔を見合わせる。)</w:t>
+        <w:t>(遼の箸が止まる。三浦と土井が顔を見合わせる。)</w:t>
       </w:r>
     </w:p>
     <w:p>
@@ -3799,7 +3799,7 @@
           <w:i w:val="0"/>
           <w:sz w:val="22"/>
         </w:rPr>
-        <w:t>おかみさん。誰から、聞いたんですか。</w:t>
+        <w:t>おかみさん。誰から聞いたんですか。</w:t>
       </w:r>
     </w:p>
     <w:p>
@@ -3822,7 +3822,7 @@
           <w:i w:val="0"/>
           <w:sz w:val="22"/>
         </w:rPr>
-        <w:t>客だよ。漁協の、昔の人。「汐見の飲み屋で、原告の弁護士が、電力の偉い人を、探してる」って、噂になってる。小さい町だ。</w:t>
+        <w:t>客だよ。漁協の昔の人。「汐見の飲み屋で、原告の弁護士が電力の偉い人を探してる」って、噂になってる。小さい町だ。</w:t>
       </w:r>
     </w:p>
     <w:p>
@@ -3845,7 +3845,7 @@
           <w:i w:val="0"/>
           <w:sz w:val="22"/>
         </w:rPr>
-        <w:t>……その件で、箱のお金を、使うことは、できません。</w:t>
+        <w:t>……その件で、箱のお金を使うことはできません。</w:t>
       </w:r>
     </w:p>
     <w:p>
@@ -3891,7 +3891,7 @@
           <w:i w:val="0"/>
           <w:sz w:val="22"/>
         </w:rPr>
-        <w:t>証人になるかもしれない人に、お金を渡せば、その人の言葉が、お金で買った言葉になってしまいます。どんなに、いい気持ちでも。証言の、一番大事な財産は、「自分の意思で、話している」ということです。</w:t>
+        <w:t>証人になるかもしれない人にお金を渡せば、その人の言葉がお金で買った言葉になってしまいます。どんなにいい気持ちでも。証言の一番大事な財産は「自分の意思で話している」ということです。</w:t>
       </w:r>
     </w:p>
     <w:p>
@@ -3915,7 +3915,7 @@
           <w:color w:val="555555"/>
           <w:sz w:val="22"/>
         </w:rPr>
-        <w:t>(しばらく、黙って、遼を見る)</w:t>
+        <w:t>(しばらく黙って遼を見る)</w:t>
       </w:r>
       <w:r>
         <w:rPr>
@@ -3924,7 +3924,7 @@
           <w:i w:val="0"/>
           <w:sz w:val="22"/>
         </w:rPr>
-        <w:t>……先生、桐生先生と、おんなじことを、言うんだな。四十年前に。</w:t>
+        <w:t>……先生、桐生先生とおんなじことを言うんだな。四十年前に。</w:t>
       </w:r>
     </w:p>
     <w:p>
@@ -3970,7 +3970,7 @@
           <w:i w:val="0"/>
           <w:sz w:val="22"/>
         </w:rPr>
-        <w:t>「受け取れません。受け取ったら、あなたたちの言葉が、軽くなる」。おら、その時は、悔しかった。でも、あとで、分かった。(箱を、小上がりの机の上に置く)んじゃあ、バス代だ。ハトの人たちの。これなら、いいだろう。</w:t>
+        <w:t>「受け取れません。受け取ったら、あなたたちの言葉が軽くなる」。おら、その時は悔しかった。でも、あとで分かった。(箱を小上がりの机の上に置く)んじゃあ、バス代だ。ハトの人たちの。これなら、いいだろう。</w:t>
       </w:r>
     </w:p>
     <w:p>
@@ -4016,7 +4016,7 @@
           <w:i w:val="0"/>
           <w:sz w:val="22"/>
         </w:rPr>
-        <w:t>……おいしい、です。祖母の味と、似てる。</w:t>
+        <w:t>……おいしいです。祖母の味と似てる。</w:t>
       </w:r>
     </w:p>
     <w:p>
@@ -4039,7 +4039,7 @@
           <w:i w:val="0"/>
           <w:sz w:val="22"/>
         </w:rPr>
-        <w:t>そうがい。そりゃあ、波戸の、ほっきだもの。おらが、いわきの港から取り寄せてっけど、味は、波戸の味だ。</w:t>
+        <w:t>そうがい。そりゃあ、波戸のほっきだもの。おらがいわきの港から取り寄せてっけど、味は波戸の味だ。</w:t>
       </w:r>
     </w:p>
     <w:p>
@@ -4054,7 +4054,7 @@
           <w:color w:val="555555"/>
           <w:sz w:val="22"/>
         </w:rPr>
-        <w:t>(遼の前の、小さなお猪口に、女将が、熱燗を注ぐ。)</w:t>
+        <w:t>(遼の前の小さなお猪口に、女将が熱燗を注ぐ。)</w:t>
       </w:r>
     </w:p>
     <w:p>
@@ -4077,7 +4077,7 @@
           <w:i w:val="0"/>
           <w:sz w:val="22"/>
         </w:rPr>
-        <w:t>先生、金曜日、決定だっぺ。結果がどうなっても、ここさ、食べにきな。席は、いつも、空けとく。</w:t>
+        <w:t>先生、金曜日、決定だっぺ。結果がどうなっても、ここさ食べにきな。席はいつも空けとく。</w:t>
       </w:r>
     </w:p>
     <w:p>
@@ -4100,7 +4100,7 @@
           <w:i w:val="0"/>
           <w:sz w:val="22"/>
         </w:rPr>
-        <w:t>ありがとうございます。……席は、空けておくより、順番に、座るほうが、いいと思います。</w:t>
+        <w:t>ありがとうございます。……席は空けておくより、順番に座るほうがいいと思います。</w:t>
       </w:r>
     </w:p>
     <w:p>
@@ -4153,7 +4153,7 @@
           <w:color w:val="555555"/>
           <w:sz w:val="22"/>
         </w:rPr>
-        <w:t>(11月27日(金)、午後3時20分。桐生法律事務所。電話が鳴る。三浦が受話器を取り、「はい、桐生法律事務所です。……はい。はい。今、取りにまいります」と話す。土井が、すでにコートを着ている。)</w:t>
+        <w:t>(11月27日(金)、午後3時20分。桐生法律事務所。電話が鳴る。三浦が受話器を取り、「はい、桐生法律事務所です。……はい。はい。今、取りにまいります」と話す。土井はすでにコートを着ている。)</w:t>
       </w:r>
     </w:p>
     <w:p>
@@ -4176,7 +4176,7 @@
           <w:i w:val="0"/>
           <w:sz w:val="22"/>
         </w:rPr>
-        <w:t>土井さん、書記官室で、決定書の正本が出るそうです。行ってきます。</w:t>
+        <w:t>土井さん、書記官室で決定書の正本が出るそうです。行ってきます。</w:t>
       </w:r>
     </w:p>
     <w:p>
@@ -4191,7 +4191,7 @@
           <w:color w:val="555555"/>
           <w:sz w:val="22"/>
         </w:rPr>
-        <w:t>(土井が、事務所を飛び出す。遼と三浦が、無言で、湯呑みを三つ、並べる。三十分後、土井が、肩で息をしながら、封筒を持って戻ってくる。)</w:t>
+        <w:t>(土井が事務所を飛び出す。遼と三浦が無言で湯呑みを三つ並べる。三十分後、土井が肩で息をしながら、封筒を持って戻ってくる。)</w:t>
       </w:r>
     </w:p>
     <w:p>
@@ -4303,7 +4303,7 @@
           <w:i w:val="0"/>
           <w:sz w:val="22"/>
         </w:rPr>
-        <w:t>第一と第二、電力に。……出せ、と。</w:t>
+        <w:t>第一と第二は電力に。……出せ、と。</w:t>
       </w:r>
     </w:p>
     <w:p>
@@ -4326,7 +4326,7 @@
           <w:i w:val="0"/>
           <w:sz w:val="22"/>
         </w:rPr>
-        <w:t>「理由。……第一及び第二の文書は、津波に関する試算の結果を取りまとめたもので、原子力施設の安全に関する事項に関して、規制当局への説明や、社内の意思決定に供されたものであり、専ら内部の者の利用に供する目的で作成されたものとは、認め難い。したがって、民事訴訟法二二〇条四号ニの除外事由に当たらない」。</w:t>
+        <w:t>「理由。……第一及び第二の文書は、津波に関する試算の結果を取りまとめたもので、原子力施設の安全に関する事項に関して、規制当局への説明や社内の意思決定に供されたものであり、専ら内部の者の利用に供する目的で作成されたものとは認め難い。したがって、民事訴訟法二二〇条四号ニの除外事由に当たらない」。</w:t>
       </w:r>
     </w:p>
     <w:p>
@@ -4382,7 +4382,7 @@
           <w:i w:val="0"/>
           <w:sz w:val="22"/>
         </w:rPr>
-        <w:t>「なお、営業秘密を含むとの主張については、インカメラによる提示を受けて、検討した結果、記録の一部について、閲覧等の制限を行うことは、別途検討するが、証拠調べを非公開とする必要は、認められない」。</w:t>
+        <w:t>「なお、営業秘密を含むとの主張については、インカメラによる提示を受けて検討した結果、記録の一部について閲覧等の制限を行うことは別途検討するが、証拠調べを非公開とする必要は認められない」。</w:t>
       </w:r>
     </w:p>
     <w:p>
@@ -4428,7 +4428,7 @@
           <w:i w:val="0"/>
           <w:sz w:val="22"/>
         </w:rPr>
-        <w:t>はい。「第三の文書は、保存期間の経過により廃棄されたとの主張に、合理的な疑いを差し挟む事情は、現時点では、認められない。ただし、廃棄の時期及び経緯については、今後の審理において、釈明を求めることがある」。</w:t>
+        <w:t>はい。「第三の文書は、保存期間の経過により廃棄されたとの主張に、合理的な疑いを差し挟む事情は、現時点では認められない。ただし、廃棄の時期及び経緯については、今後の審理において釈明を求めることがある」。</w:t>
       </w:r>
     </w:p>
     <w:p>
@@ -4451,7 +4451,7 @@
           <w:i w:val="0"/>
           <w:sz w:val="22"/>
         </w:rPr>
-        <w:t>廃棄の時期と、経緯。……裁判所は、そこに、目をつけた。</w:t>
+        <w:t>廃棄の時期と経緯。……裁判所は、そこに目をつけた。</w:t>
       </w:r>
     </w:p>
     <w:p>
@@ -4474,7 +4474,7 @@
           <w:i w:val="0"/>
           <w:sz w:val="22"/>
         </w:rPr>
-        <w:t>第四の、国の文書は、「所持を認めるに足りる証拠がない」として、却下です。ただし、……(最後の行を指で追う)「当裁判所は、国に対し、旧保安院の面談記録の探索を、引き続き、誠実に行うよう、求める」。</w:t>
+        <w:t>第四の国の文書は、「所持を認めるに足りる証拠がない」として却下です。ただし、……(最後の行を指で追う)「当裁判所は、国に対し、旧保安院の面談記録の探索を引き続き誠実に行うよう求める」。</w:t>
       </w:r>
     </w:p>
     <w:p>
@@ -4520,7 +4520,7 @@
           <w:i w:val="0"/>
           <w:sz w:val="22"/>
         </w:rPr>
-        <w:t>拘束力のある命令では、ありません。でも、裁判長は、「探したという報告は、受け取った。ただし、終わりとは、見ていない」と、書いたんです。</w:t>
+        <w:t>拘束力のある命令ではありません。でも裁判長は「探したという報告は受け取った。ただし、終わりとは見ていない」と書いたんです。</w:t>
       </w:r>
     </w:p>
     <w:p>
@@ -4535,7 +4535,7 @@
           <w:color w:val="555555"/>
           <w:sz w:val="22"/>
         </w:rPr>
-        <w:t>(電話が鳴る。三浦が出る。短い会話のあと、受話器を押さえて、遼を見る。)</w:t>
+        <w:t>(電話が鳴る。三浦が出る。短い会話のあと、受話器を押さえて遼を見る。)</w:t>
       </w:r>
     </w:p>
     <w:p>
@@ -4670,7 +4670,7 @@
           <w:i w:val="0"/>
           <w:sz w:val="22"/>
         </w:rPr>
-        <w:t>弊社は、第一及び第二の文書について、上級の高等裁判所に、即時抗告をする方針です。期間は、一週間。提出命令の効力は、抗告が棄却されるまで、事実上、止まります。</w:t>
+        <w:t>弊社は、第一及び第二の文書について、上級の高等裁判所に即時抗告をする方針です。期間は一週間。提出命令の効力は、抗告が棄却されるまで事実上止まります。</w:t>
       </w:r>
     </w:p>
     <w:p>
@@ -4716,7 +4716,7 @@
           <w:i w:val="0"/>
           <w:sz w:val="22"/>
         </w:rPr>
-        <w:t>ただ、お伝えしておきます。私は、決定の、理由の部分に、反論の余地を、あまり、見つけていません。依頼人は、抗告をします。私は、書面を、書きます。それが、私の仕事です。</w:t>
+        <w:t>ただ、お伝えしておきます。私は決定の理由の部分に、反論の余地をあまり見つけていません。依頼人は抗告をします。私は書面を書きます。それが私の仕事です。</w:t>
       </w:r>
     </w:p>
     <w:p>
@@ -4762,7 +4762,7 @@
           <w:i w:val="0"/>
           <w:sz w:val="22"/>
         </w:rPr>
-        <w:t>次は、ブラックを、ご馳走してください。それでは。</w:t>
+        <w:t>次はブラックをご馳走してください。それでは。</w:t>
       </w:r>
     </w:p>
     <w:p>
@@ -4777,7 +4777,7 @@
           <w:color w:val="555555"/>
           <w:sz w:val="22"/>
         </w:rPr>
-        <w:t>(電話が切れる。遼が、受話器を置く。三浦と土井が、遼を見ている。)</w:t>
+        <w:t>(電話が切れる。遼が受話器を置く。三浦と土井が遼を見ている。)</w:t>
       </w:r>
     </w:p>
     <w:p>
@@ -4846,7 +4846,7 @@
           <w:i w:val="0"/>
           <w:sz w:val="22"/>
         </w:rPr>
-        <w:t>一行を、一行の外へ、出す、第一歩です。</w:t>
+        <w:t>一行を、一行の外へ出す第一歩です。</w:t>
       </w:r>
     </w:p>
     <w:p>
@@ -4876,7 +4876,7 @@
           <w:color w:val="555555"/>
           <w:sz w:val="22"/>
         </w:rPr>
-        <w:t>(午後9時。桐生法律事務所。遠藤が杖をついて上がってくる。後ろに、大城と柚木。鉄瓶が鳴っている。)</w:t>
+        <w:t>(午後9時。桐生法律事務所。遠藤が杖をついて上がってくる。後ろに大城と柚木。鉄瓶が鳴っている。)</w:t>
       </w:r>
     </w:p>
     <w:p>
@@ -4899,7 +4899,7 @@
           <w:i w:val="0"/>
           <w:sz w:val="22"/>
         </w:rPr>
-        <w:t>先生。決定、夕方の新聞で、見た。「一行」って、見出しだった。</w:t>
+        <w:t>先生。決定、夕方の新聞で見た。「一行」って見出しだった。</w:t>
       </w:r>
     </w:p>
     <w:p>
@@ -4932,7 +4932,7 @@
           <w:i w:val="0"/>
           <w:sz w:val="22"/>
         </w:rPr>
-        <w:t>見出しは、デスクが。私は、「一行の外へ」と、書いたんですけど。</w:t>
+        <w:t>見出しはデスクが。私は「一行の外へ」と書いたんですけど。</w:t>
       </w:r>
     </w:p>
     <w:p>
@@ -4955,7 +4955,7 @@
           <w:i w:val="0"/>
           <w:sz w:val="22"/>
         </w:rPr>
-        <w:t>一行でも、前さ、進んだべ。おらたちは、八年九か月、前も後ろも、なかったがら。</w:t>
+        <w:t>一行でも、前さ進んだべ。おらたちは八年九か月、前も後ろもなかったがら。</w:t>
       </w:r>
     </w:p>
     <w:p>
@@ -4978,7 +4978,7 @@
           <w:i w:val="0"/>
           <w:sz w:val="22"/>
         </w:rPr>
-        <w:t>遠藤さん。お待たせしました。まずは、お茶を一杯。</w:t>
+        <w:t>遠藤さん。お待たせしました。まずはお茶を一杯。</w:t>
       </w:r>
     </w:p>
     <w:p>
@@ -5059,7 +5059,7 @@
           <w:i w:val="0"/>
           <w:sz w:val="22"/>
         </w:rPr>
-        <w:t>夜分に、すみません。今日、新聞で、決定のことを、読みました。……角田さんからの、二度目の電話は、ありませんでした。年金は、今月も、満額で、振り込まれました。</w:t>
+        <w:t>夜分にすみません。今日、新聞で決定のことを読みました。……角田さんからの二度目の電話はありませんでした。年金は今月も満額で振り込まれました。</w:t>
       </w:r>
     </w:p>
     <w:p>
@@ -5105,7 +5105,7 @@
           <w:i w:val="0"/>
           <w:sz w:val="22"/>
         </w:rPr>
-        <w:t>妻の墓の前で、話しました。「どうしたいの」と聞かれた気がして、「証言台に立ちたい」と、初めて、口にしました。……真壁先生。私は、証人として、出ます。</w:t>
+        <w:t>妻の墓の前で話しました。「どうしたいの」と聞かれた気がして、「証言台に立ちたい」と初めて口にしました。……真壁先生。私は証人として出ます。</w:t>
       </w:r>
     </w:p>
     <w:p>
@@ -5128,7 +5128,7 @@
           <w:i w:val="0"/>
           <w:sz w:val="22"/>
         </w:rPr>
-        <w:t>潮田さん。ありがとうございます。今日は、それだけで、十分です。お茶は、いつでも。</w:t>
+        <w:t>潮田さん。ありがとうございます。今日はそれだけで十分です。お茶はいつでも。</w:t>
       </w:r>
     </w:p>
     <w:p>
@@ -5151,7 +5151,7 @@
           <w:i w:val="0"/>
           <w:sz w:val="22"/>
         </w:rPr>
-        <w:t>ええ。いつか、「二本目の煙」を、待たずに、止められる人間に、なりますよ。</w:t>
+        <w:t>ええ。いつか「二本目の煙」を待たずに止められる人間になりますよ。</w:t>
       </w:r>
     </w:p>
     <w:p>
@@ -5166,7 +5166,7 @@
           <w:color w:val="555555"/>
           <w:sz w:val="22"/>
         </w:rPr>
-        <w:t>(電話が切れる。遼が、二杯目を注ぐ。窓の外、駅前の和菓子屋の灯りが、消える。)</w:t>
+        <w:t>(電話が切れる。遼が二杯目を注ぐ。窓の外、駅前の和菓子屋の灯りが消える。)</w:t>
       </w:r>
     </w:p>
     <w:p>
